--- a/factory_progress_report_JP.docx
+++ b/factory_progress_report_JP.docx
@@ -400,14 +400,12 @@
             <w:pPr>
               <w:spacing w:after="80"/>
             </w:pPr>
-            <w:proofErr w:type="spellStart"/>
             <w:r>
               <w:rPr>
                 <w:rFonts w:hint="eastAsia"/>
               </w:rPr>
               <w:t>고원규</w:t>
             </w:r>
-            <w:proofErr w:type="spellEnd"/>
           </w:p>
         </w:tc>
         <w:tc>
@@ -491,14 +489,12 @@
             <w:pPr>
               <w:spacing w:after="80"/>
             </w:pPr>
-            <w:proofErr w:type="spellStart"/>
             <w:r>
               <w:rPr>
                 <w:rFonts w:hint="eastAsia"/>
               </w:rPr>
               <w:t>조용빈</w:t>
             </w:r>
-            <w:proofErr w:type="spellEnd"/>
           </w:p>
         </w:tc>
         <w:tc>
@@ -4732,7 +4728,7 @@
               <w:spacing w:after="80"/>
             </w:pPr>
             <w:r>
-              <w:t>FactoryPanel</w:t>
+              <w:t>SimControlPanel / FactoryPanel / ProductsPanel / InventoryPanel / EventLogPanel</w:t>
             </w:r>
           </w:p>
         </w:tc>
@@ -4891,6 +4887,534 @@
             </w:pPr>
             <w:r>
               <w:t>View</w:t>
+            </w:r>
+          </w:p>
+        </w:tc>
+        <w:tc>
+          <w:tcPr>
+            <w:tcW w:w="1758" w:type="dxa"/>
+            <w:tcBorders>
+              <w:top w:val="single" w:sz="1" w:space="0" w:color="CCCCCC"/>
+              <w:left w:val="single" w:sz="1" w:space="0" w:color="CCCCCC"/>
+              <w:bottom w:val="single" w:sz="1" w:space="0" w:color="CCCCCC"/>
+              <w:right w:val="single" w:sz="1" w:space="0" w:color="CCCCCC"/>
+            </w:tcBorders>
+            <w:shd w:val="clear" w:color="auto" w:fill="FFFFFF"/>
+            <w:tcMar>
+              <w:top w:w="80" w:type="dxa"/>
+              <w:left w:w="120" w:type="dxa"/>
+              <w:bottom w:w="80" w:type="dxa"/>
+              <w:right w:w="120" w:type="dxa"/>
+            </w:tcMar>
+          </w:tcPr>
+          <w:p>
+            <w:pPr>
+              <w:spacing w:after="80"/>
+            </w:pPr>
+            <w:r>
+              <w:t>Concrete</w:t>
+            </w:r>
+          </w:p>
+        </w:tc>
+        <w:tc>
+          <w:tcPr>
+            <w:tcW w:w="1495" w:type="dxa"/>
+            <w:tcBorders>
+              <w:top w:val="single" w:sz="1" w:space="0" w:color="CCCCCC"/>
+              <w:left w:val="single" w:sz="1" w:space="0" w:color="CCCCCC"/>
+              <w:bottom w:val="single" w:sz="1" w:space="0" w:color="CCCCCC"/>
+              <w:right w:val="single" w:sz="1" w:space="0" w:color="CCCCCC"/>
+            </w:tcBorders>
+            <w:shd w:val="clear" w:color="auto" w:fill="FFFFFF"/>
+            <w:tcMar>
+              <w:top w:w="80" w:type="dxa"/>
+              <w:left w:w="120" w:type="dxa"/>
+              <w:bottom w:w="80" w:type="dxa"/>
+              <w:right w:w="120" w:type="dxa"/>
+            </w:tcMar>
+          </w:tcPr>
+          <w:p>
+            <w:pPr>
+              <w:spacing w:after="80"/>
+            </w:pPr>
+            <w:r>
+              <w:t>—</w:t>
+            </w:r>
+          </w:p>
+        </w:tc>
+        <w:tc>
+          <w:tcPr>
+            <w:tcW w:w="1582" w:type="dxa"/>
+            <w:tcBorders>
+              <w:top w:val="single" w:sz="1" w:space="0" w:color="CCCCCC"/>
+              <w:left w:val="single" w:sz="1" w:space="0" w:color="CCCCCC"/>
+              <w:bottom w:val="single" w:sz="1" w:space="0" w:color="CCCCCC"/>
+              <w:right w:val="single" w:sz="1" w:space="0" w:color="CCCCCC"/>
+            </w:tcBorders>
+            <w:shd w:val="clear" w:color="auto" w:fill="FFFFFF"/>
+            <w:tcMar>
+              <w:top w:w="80" w:type="dxa"/>
+              <w:left w:w="120" w:type="dxa"/>
+              <w:bottom w:w="80" w:type="dxa"/>
+              <w:right w:w="120" w:type="dxa"/>
+            </w:tcMar>
+          </w:tcPr>
+          <w:p>
+            <w:pPr>
+              <w:spacing w:after="80"/>
+            </w:pPr>
+            <w:r>
+              <w:t>Done</w:t>
+            </w:r>
+          </w:p>
+        </w:tc>
+      </w:tr>
+      <w:tr>
+        <w:tc>
+          <w:tcPr>
+            <w:tcW w:w="2051" w:type="dxa"/>
+            <w:tcBorders>
+              <w:top w:val="single" w:sz="1" w:space="0" w:color="CCCCCC"/>
+              <w:left w:val="single" w:sz="1" w:space="0" w:color="CCCCCC"/>
+              <w:bottom w:val="single" w:sz="1" w:space="0" w:color="CCCCCC"/>
+              <w:right w:val="single" w:sz="1" w:space="0" w:color="CCCCCC"/>
+            </w:tcBorders>
+            <w:shd w:val="clear" w:color="auto" w:fill="FFFFFF"/>
+            <w:tcMar>
+              <w:top w:w="80" w:type="dxa"/>
+              <w:left w:w="120" w:type="dxa"/>
+              <w:bottom w:w="80" w:type="dxa"/>
+              <w:right w:w="120" w:type="dxa"/>
+            </w:tcMar>
+          </w:tcPr>
+          <w:p>
+            <w:pPr>
+              <w:spacing w:after="80"/>
+            </w:pPr>
+            <w:r>
+              <w:t>ctrl::Controller</w:t>
+            </w:r>
+          </w:p>
+        </w:tc>
+        <w:tc>
+          <w:tcPr>
+            <w:tcW w:w="2474" w:type="dxa"/>
+            <w:tcBorders>
+              <w:top w:val="single" w:sz="1" w:space="0" w:color="CCCCCC"/>
+              <w:left w:val="single" w:sz="1" w:space="0" w:color="CCCCCC"/>
+              <w:bottom w:val="single" w:sz="1" w:space="0" w:color="CCCCCC"/>
+              <w:right w:val="single" w:sz="1" w:space="0" w:color="CCCCCC"/>
+            </w:tcBorders>
+            <w:shd w:val="clear" w:color="auto" w:fill="FFFFFF"/>
+            <w:tcMar>
+              <w:top w:w="80" w:type="dxa"/>
+              <w:left w:w="120" w:type="dxa"/>
+              <w:bottom w:w="80" w:type="dxa"/>
+              <w:right w:w="120" w:type="dxa"/>
+            </w:tcMar>
+          </w:tcPr>
+          <w:p>
+            <w:pPr>
+              <w:spacing w:after="80"/>
+            </w:pPr>
+            <w:r>
+              <w:t>Controller (View-facing facade, embind)</w:t>
+            </w:r>
+          </w:p>
+        </w:tc>
+        <w:tc>
+          <w:tcPr>
+            <w:tcW w:w="1758" w:type="dxa"/>
+            <w:tcBorders>
+              <w:top w:val="single" w:sz="1" w:space="0" w:color="CCCCCC"/>
+              <w:left w:val="single" w:sz="1" w:space="0" w:color="CCCCCC"/>
+              <w:bottom w:val="single" w:sz="1" w:space="0" w:color="CCCCCC"/>
+              <w:right w:val="single" w:sz="1" w:space="0" w:color="CCCCCC"/>
+            </w:tcBorders>
+            <w:shd w:val="clear" w:color="auto" w:fill="FFFFFF"/>
+            <w:tcMar>
+              <w:top w:w="80" w:type="dxa"/>
+              <w:left w:w="120" w:type="dxa"/>
+              <w:bottom w:w="80" w:type="dxa"/>
+              <w:right w:w="120" w:type="dxa"/>
+            </w:tcMar>
+          </w:tcPr>
+          <w:p>
+            <w:pPr>
+              <w:spacing w:after="80"/>
+            </w:pPr>
+            <w:r>
+              <w:t>Concrete</w:t>
+            </w:r>
+          </w:p>
+        </w:tc>
+        <w:tc>
+          <w:tcPr>
+            <w:tcW w:w="1495" w:type="dxa"/>
+            <w:tcBorders>
+              <w:top w:val="single" w:sz="1" w:space="0" w:color="CCCCCC"/>
+              <w:left w:val="single" w:sz="1" w:space="0" w:color="CCCCCC"/>
+              <w:bottom w:val="single" w:sz="1" w:space="0" w:color="CCCCCC"/>
+              <w:right w:val="single" w:sz="1" w:space="0" w:color="CCCCCC"/>
+            </w:tcBorders>
+            <w:shd w:val="clear" w:color="auto" w:fill="FFFFFF"/>
+            <w:tcMar>
+              <w:top w:w="80" w:type="dxa"/>
+              <w:left w:w="120" w:type="dxa"/>
+              <w:bottom w:w="80" w:type="dxa"/>
+              <w:right w:w="120" w:type="dxa"/>
+            </w:tcMar>
+          </w:tcPr>
+          <w:p>
+            <w:pPr>
+              <w:spacing w:after="80"/>
+            </w:pPr>
+            <w:r>
+              <w:t>—</w:t>
+            </w:r>
+          </w:p>
+        </w:tc>
+        <w:tc>
+          <w:tcPr>
+            <w:tcW w:w="1582" w:type="dxa"/>
+            <w:tcBorders>
+              <w:top w:val="single" w:sz="1" w:space="0" w:color="CCCCCC"/>
+              <w:left w:val="single" w:sz="1" w:space="0" w:color="CCCCCC"/>
+              <w:bottom w:val="single" w:sz="1" w:space="0" w:color="CCCCCC"/>
+              <w:right w:val="single" w:sz="1" w:space="0" w:color="CCCCCC"/>
+            </w:tcBorders>
+            <w:shd w:val="clear" w:color="auto" w:fill="FFFFFF"/>
+            <w:tcMar>
+              <w:top w:w="80" w:type="dxa"/>
+              <w:left w:w="120" w:type="dxa"/>
+              <w:bottom w:w="80" w:type="dxa"/>
+              <w:right w:w="120" w:type="dxa"/>
+            </w:tcMar>
+          </w:tcPr>
+          <w:p>
+            <w:pPr>
+              <w:spacing w:after="80"/>
+            </w:pPr>
+            <w:r>
+              <w:t>Done</w:t>
+            </w:r>
+          </w:p>
+        </w:tc>
+      </w:tr>
+      <w:tr>
+        <w:tc>
+          <w:tcPr>
+            <w:tcW w:w="2051" w:type="dxa"/>
+            <w:tcBorders>
+              <w:top w:val="single" w:sz="1" w:space="0" w:color="CCCCCC"/>
+              <w:left w:val="single" w:sz="1" w:space="0" w:color="CCCCCC"/>
+              <w:bottom w:val="single" w:sz="1" w:space="0" w:color="CCCCCC"/>
+              <w:right w:val="single" w:sz="1" w:space="0" w:color="CCCCCC"/>
+            </w:tcBorders>
+            <w:shd w:val="clear" w:color="auto" w:fill="FFFFFF"/>
+            <w:tcMar>
+              <w:top w:w="80" w:type="dxa"/>
+              <w:left w:w="120" w:type="dxa"/>
+              <w:bottom w:w="80" w:type="dxa"/>
+              <w:right w:w="120" w:type="dxa"/>
+            </w:tcMar>
+          </w:tcPr>
+          <w:p>
+            <w:pPr>
+              <w:spacing w:after="80"/>
+            </w:pPr>
+            <w:r>
+              <w:t>SimulationHistory</w:t>
+            </w:r>
+          </w:p>
+        </w:tc>
+        <w:tc>
+          <w:tcPr>
+            <w:tcW w:w="2474" w:type="dxa"/>
+            <w:tcBorders>
+              <w:top w:val="single" w:sz="1" w:space="0" w:color="CCCCCC"/>
+              <w:left w:val="single" w:sz="1" w:space="0" w:color="CCCCCC"/>
+              <w:bottom w:val="single" w:sz="1" w:space="0" w:color="CCCCCC"/>
+              <w:right w:val="single" w:sz="1" w:space="0" w:color="CCCCCC"/>
+            </w:tcBorders>
+            <w:shd w:val="clear" w:color="auto" w:fill="FFFFFF"/>
+            <w:tcMar>
+              <w:top w:w="80" w:type="dxa"/>
+              <w:left w:w="120" w:type="dxa"/>
+              <w:bottom w:w="80" w:type="dxa"/>
+              <w:right w:w="120" w:type="dxa"/>
+            </w:tcMar>
+          </w:tcPr>
+          <w:p>
+            <w:pPr>
+              <w:spacing w:after="80"/>
+            </w:pPr>
+            <w:r>
+              <w:t>Controller (Memento caretaker)</w:t>
+            </w:r>
+          </w:p>
+        </w:tc>
+        <w:tc>
+          <w:tcPr>
+            <w:tcW w:w="1758" w:type="dxa"/>
+            <w:tcBorders>
+              <w:top w:val="single" w:sz="1" w:space="0" w:color="CCCCCC"/>
+              <w:left w:val="single" w:sz="1" w:space="0" w:color="CCCCCC"/>
+              <w:bottom w:val="single" w:sz="1" w:space="0" w:color="CCCCCC"/>
+              <w:right w:val="single" w:sz="1" w:space="0" w:color="CCCCCC"/>
+            </w:tcBorders>
+            <w:shd w:val="clear" w:color="auto" w:fill="FFFFFF"/>
+            <w:tcMar>
+              <w:top w:w="80" w:type="dxa"/>
+              <w:left w:w="120" w:type="dxa"/>
+              <w:bottom w:w="80" w:type="dxa"/>
+              <w:right w:w="120" w:type="dxa"/>
+            </w:tcMar>
+          </w:tcPr>
+          <w:p>
+            <w:pPr>
+              <w:spacing w:after="80"/>
+            </w:pPr>
+            <w:r>
+              <w:t>Concrete</w:t>
+            </w:r>
+          </w:p>
+        </w:tc>
+        <w:tc>
+          <w:tcPr>
+            <w:tcW w:w="1495" w:type="dxa"/>
+            <w:tcBorders>
+              <w:top w:val="single" w:sz="1" w:space="0" w:color="CCCCCC"/>
+              <w:left w:val="single" w:sz="1" w:space="0" w:color="CCCCCC"/>
+              <w:bottom w:val="single" w:sz="1" w:space="0" w:color="CCCCCC"/>
+              <w:right w:val="single" w:sz="1" w:space="0" w:color="CCCCCC"/>
+            </w:tcBorders>
+            <w:shd w:val="clear" w:color="auto" w:fill="FFFFFF"/>
+            <w:tcMar>
+              <w:top w:w="80" w:type="dxa"/>
+              <w:left w:w="120" w:type="dxa"/>
+              <w:bottom w:w="80" w:type="dxa"/>
+              <w:right w:w="120" w:type="dxa"/>
+            </w:tcMar>
+          </w:tcPr>
+          <w:p>
+            <w:pPr>
+              <w:spacing w:after="80"/>
+            </w:pPr>
+            <w:r>
+              <w:t>—</w:t>
+            </w:r>
+          </w:p>
+        </w:tc>
+        <w:tc>
+          <w:tcPr>
+            <w:tcW w:w="1582" w:type="dxa"/>
+            <w:tcBorders>
+              <w:top w:val="single" w:sz="1" w:space="0" w:color="CCCCCC"/>
+              <w:left w:val="single" w:sz="1" w:space="0" w:color="CCCCCC"/>
+              <w:bottom w:val="single" w:sz="1" w:space="0" w:color="CCCCCC"/>
+              <w:right w:val="single" w:sz="1" w:space="0" w:color="CCCCCC"/>
+            </w:tcBorders>
+            <w:shd w:val="clear" w:color="auto" w:fill="FFFFFF"/>
+            <w:tcMar>
+              <w:top w:w="80" w:type="dxa"/>
+              <w:left w:w="120" w:type="dxa"/>
+              <w:bottom w:w="80" w:type="dxa"/>
+              <w:right w:w="120" w:type="dxa"/>
+            </w:tcMar>
+          </w:tcPr>
+          <w:p>
+            <w:pPr>
+              <w:spacing w:after="80"/>
+            </w:pPr>
+            <w:r>
+              <w:t>Done</w:t>
+            </w:r>
+          </w:p>
+        </w:tc>
+      </w:tr>
+      <w:tr>
+        <w:tc>
+          <w:tcPr>
+            <w:tcW w:w="2051" w:type="dxa"/>
+            <w:tcBorders>
+              <w:top w:val="single" w:sz="1" w:space="0" w:color="CCCCCC"/>
+              <w:left w:val="single" w:sz="1" w:space="0" w:color="CCCCCC"/>
+              <w:bottom w:val="single" w:sz="1" w:space="0" w:color="CCCCCC"/>
+              <w:right w:val="single" w:sz="1" w:space="0" w:color="CCCCCC"/>
+            </w:tcBorders>
+            <w:shd w:val="clear" w:color="auto" w:fill="FFFFFF"/>
+            <w:tcMar>
+              <w:top w:w="80" w:type="dxa"/>
+              <w:left w:w="120" w:type="dxa"/>
+              <w:bottom w:w="80" w:type="dxa"/>
+              <w:right w:w="120" w:type="dxa"/>
+            </w:tcMar>
+          </w:tcPr>
+          <w:p>
+            <w:pPr>
+              <w:spacing w:after="80"/>
+            </w:pPr>
+            <w:r>
+              <w:t>FactoryMemento / LineMemento / MachineMemento</w:t>
+            </w:r>
+          </w:p>
+        </w:tc>
+        <w:tc>
+          <w:tcPr>
+            <w:tcW w:w="2474" w:type="dxa"/>
+            <w:tcBorders>
+              <w:top w:val="single" w:sz="1" w:space="0" w:color="CCCCCC"/>
+              <w:left w:val="single" w:sz="1" w:space="0" w:color="CCCCCC"/>
+              <w:bottom w:val="single" w:sz="1" w:space="0" w:color="CCCCCC"/>
+              <w:right w:val="single" w:sz="1" w:space="0" w:color="CCCCCC"/>
+            </w:tcBorders>
+            <w:shd w:val="clear" w:color="auto" w:fill="FFFFFF"/>
+            <w:tcMar>
+              <w:top w:w="80" w:type="dxa"/>
+              <w:left w:w="120" w:type="dxa"/>
+              <w:bottom w:w="80" w:type="dxa"/>
+              <w:right w:w="120" w:type="dxa"/>
+            </w:tcMar>
+          </w:tcPr>
+          <w:p>
+            <w:pPr>
+              <w:spacing w:after="80"/>
+            </w:pPr>
+            <w:r>
+              <w:t>Model (Memento)</w:t>
+            </w:r>
+          </w:p>
+        </w:tc>
+        <w:tc>
+          <w:tcPr>
+            <w:tcW w:w="1758" w:type="dxa"/>
+            <w:tcBorders>
+              <w:top w:val="single" w:sz="1" w:space="0" w:color="CCCCCC"/>
+              <w:left w:val="single" w:sz="1" w:space="0" w:color="CCCCCC"/>
+              <w:bottom w:val="single" w:sz="1" w:space="0" w:color="CCCCCC"/>
+              <w:right w:val="single" w:sz="1" w:space="0" w:color="CCCCCC"/>
+            </w:tcBorders>
+            <w:shd w:val="clear" w:color="auto" w:fill="FFFFFF"/>
+            <w:tcMar>
+              <w:top w:w="80" w:type="dxa"/>
+              <w:left w:w="120" w:type="dxa"/>
+              <w:bottom w:w="80" w:type="dxa"/>
+              <w:right w:w="120" w:type="dxa"/>
+            </w:tcMar>
+          </w:tcPr>
+          <w:p>
+            <w:pPr>
+              <w:spacing w:after="80"/>
+            </w:pPr>
+            <w:r>
+              <w:t>Concrete</w:t>
+            </w:r>
+          </w:p>
+        </w:tc>
+        <w:tc>
+          <w:tcPr>
+            <w:tcW w:w="1495" w:type="dxa"/>
+            <w:tcBorders>
+              <w:top w:val="single" w:sz="1" w:space="0" w:color="CCCCCC"/>
+              <w:left w:val="single" w:sz="1" w:space="0" w:color="CCCCCC"/>
+              <w:bottom w:val="single" w:sz="1" w:space="0" w:color="CCCCCC"/>
+              <w:right w:val="single" w:sz="1" w:space="0" w:color="CCCCCC"/>
+            </w:tcBorders>
+            <w:shd w:val="clear" w:color="auto" w:fill="FFFFFF"/>
+            <w:tcMar>
+              <w:top w:w="80" w:type="dxa"/>
+              <w:left w:w="120" w:type="dxa"/>
+              <w:bottom w:w="80" w:type="dxa"/>
+              <w:right w:w="120" w:type="dxa"/>
+            </w:tcMar>
+          </w:tcPr>
+          <w:p>
+            <w:pPr>
+              <w:spacing w:after="80"/>
+            </w:pPr>
+            <w:r>
+              <w:t>—</w:t>
+            </w:r>
+          </w:p>
+        </w:tc>
+        <w:tc>
+          <w:tcPr>
+            <w:tcW w:w="1582" w:type="dxa"/>
+            <w:tcBorders>
+              <w:top w:val="single" w:sz="1" w:space="0" w:color="CCCCCC"/>
+              <w:left w:val="single" w:sz="1" w:space="0" w:color="CCCCCC"/>
+              <w:bottom w:val="single" w:sz="1" w:space="0" w:color="CCCCCC"/>
+              <w:right w:val="single" w:sz="1" w:space="0" w:color="CCCCCC"/>
+            </w:tcBorders>
+            <w:shd w:val="clear" w:color="auto" w:fill="FFFFFF"/>
+            <w:tcMar>
+              <w:top w:w="80" w:type="dxa"/>
+              <w:left w:w="120" w:type="dxa"/>
+              <w:bottom w:w="80" w:type="dxa"/>
+              <w:right w:w="120" w:type="dxa"/>
+            </w:tcMar>
+          </w:tcPr>
+          <w:p>
+            <w:pPr>
+              <w:spacing w:after="80"/>
+            </w:pPr>
+            <w:r>
+              <w:t>Done</w:t>
+            </w:r>
+          </w:p>
+        </w:tc>
+      </w:tr>
+      <w:tr>
+        <w:tc>
+          <w:tcPr>
+            <w:tcW w:w="2051" w:type="dxa"/>
+            <w:tcBorders>
+              <w:top w:val="single" w:sz="1" w:space="0" w:color="CCCCCC"/>
+              <w:left w:val="single" w:sz="1" w:space="0" w:color="CCCCCC"/>
+              <w:bottom w:val="single" w:sz="1" w:space="0" w:color="CCCCCC"/>
+              <w:right w:val="single" w:sz="1" w:space="0" w:color="CCCCCC"/>
+            </w:tcBorders>
+            <w:shd w:val="clear" w:color="auto" w:fill="FFFFFF"/>
+            <w:tcMar>
+              <w:top w:w="80" w:type="dxa"/>
+              <w:left w:w="120" w:type="dxa"/>
+              <w:bottom w:w="80" w:type="dxa"/>
+              <w:right w:w="120" w:type="dxa"/>
+            </w:tcMar>
+          </w:tcPr>
+          <w:p>
+            <w:pPr>
+              <w:spacing w:after="80"/>
+            </w:pPr>
+            <w:r>
+              <w:t>ProductCatalog / ProductDefinition</w:t>
+            </w:r>
+          </w:p>
+        </w:tc>
+        <w:tc>
+          <w:tcPr>
+            <w:tcW w:w="2474" w:type="dxa"/>
+            <w:tcBorders>
+              <w:top w:val="single" w:sz="1" w:space="0" w:color="CCCCCC"/>
+              <w:left w:val="single" w:sz="1" w:space="0" w:color="CCCCCC"/>
+              <w:bottom w:val="single" w:sz="1" w:space="0" w:color="CCCCCC"/>
+              <w:right w:val="single" w:sz="1" w:space="0" w:color="CCCCCC"/>
+            </w:tcBorders>
+            <w:shd w:val="clear" w:color="auto" w:fill="FFFFFF"/>
+            <w:tcMar>
+              <w:top w:w="80" w:type="dxa"/>
+              <w:left w:w="120" w:type="dxa"/>
+              <w:bottom w:w="80" w:type="dxa"/>
+              <w:right w:w="120" w:type="dxa"/>
+            </w:tcMar>
+          </w:tcPr>
+          <w:p>
+            <w:pPr>
+              <w:spacing w:after="80"/>
+            </w:pPr>
+            <w:r>
+              <w:t>Model</w:t>
             </w:r>
           </w:p>
         </w:tc>
@@ -5053,31 +5577,7 @@
           <w:sz w:val="19"/>
           <w:szCs w:val="19"/>
         </w:rPr>
-        <w:t xml:space="preserve">Attach or paste your current UML class diagram below. Hand-drawn is fine at this stage. Must </w:t>
-      </w:r>
-      <w:proofErr w:type="gramStart"/>
-      <w:r>
-        <w:rPr>
-          <w:rFonts w:eastAsia="Arial"/>
-          <w:i/>
-          <w:iCs/>
-          <w:color w:val="888888"/>
-          <w:sz w:val="19"/>
-          <w:szCs w:val="19"/>
-        </w:rPr>
-        <w:t>show:</w:t>
-      </w:r>
-      <w:proofErr w:type="gramEnd"/>
-      <w:r>
-        <w:rPr>
-          <w:rFonts w:eastAsia="Arial"/>
-          <w:i/>
-          <w:iCs/>
-          <w:color w:val="888888"/>
-          <w:sz w:val="19"/>
-          <w:szCs w:val="19"/>
-        </w:rPr>
-        <w:t xml:space="preserve"> class names, inheritance arrows, and key methods.</w:t>
+        <w:t>Attach or paste your current UML class diagram below. Hand-drawn is fine at this stage. Must show: class names, inheritance arrows, and key methods.</w:t>
       </w:r>
     </w:p>
     <w:p>
@@ -5103,7 +5603,7 @@
         <w:tblLook w:val="04A0" w:firstRow="1" w:lastRow="0" w:firstColumn="1" w:lastColumn="0" w:noHBand="0" w:noVBand="1"/>
       </w:tblPr>
       <w:tblGrid>
-        <w:gridCol w:w="9760"/>
+        <w:gridCol w:w="9360"/>
       </w:tblGrid>
       <w:tr>
         <w:tc>
@@ -5128,47 +5628,6 @@
               <w:spacing w:after="240"/>
               <w:jc w:val="center"/>
             </w:pPr>
-            <w:r>
-              <w:rPr>
-                <w:noProof/>
-              </w:rPr>
-              <w:lastRenderedPageBreak/>
-              <w:drawing>
-                <wp:inline distT="0" distB="0" distL="0" distR="0" wp14:anchorId="370D9C28" wp14:editId="202C7E14">
-                  <wp:extent cx="5943600" cy="2699899"/>
-                  <wp:effectExtent l="0" t="0" r="0" b="0"/>
-                  <wp:docPr id="1" name="Picture 1"/>
-                  <wp:cNvGraphicFramePr>
-                    <a:graphicFrameLocks xmlns:a="http://schemas.openxmlformats.org/drawingml/2006/main" noChangeAspect="1"/>
-                  </wp:cNvGraphicFramePr>
-                  <a:graphic xmlns:a="http://schemas.openxmlformats.org/drawingml/2006/main">
-                    <a:graphicData uri="http://schemas.openxmlformats.org/drawingml/2006/picture">
-                      <pic:pic xmlns:pic="http://schemas.openxmlformats.org/drawingml/2006/picture">
-                        <pic:nvPicPr>
-                          <pic:cNvPr id="0" name="class_diagram.png"/>
-                          <pic:cNvPicPr/>
-                        </pic:nvPicPr>
-                        <pic:blipFill>
-                          <a:blip r:embed="rId7"/>
-                          <a:stretch>
-                            <a:fillRect/>
-                          </a:stretch>
-                        </pic:blipFill>
-                        <pic:spPr>
-                          <a:xfrm>
-                            <a:off x="0" y="0"/>
-                            <a:ext cx="5943600" cy="2699899"/>
-                          </a:xfrm>
-                          <a:prstGeom prst="rect">
-                            <a:avLst/>
-                          </a:prstGeom>
-                        </pic:spPr>
-                      </pic:pic>
-                    </a:graphicData>
-                  </a:graphic>
-                </wp:inline>
-              </w:drawing>
-            </w:r>
           </w:p>
           <w:p>
             <w:pPr>
@@ -5246,7 +5705,7 @@
         <w:tblLook w:val="04A0" w:firstRow="1" w:lastRow="0" w:firstColumn="1" w:lastColumn="0" w:noHBand="0" w:noVBand="1"/>
       </w:tblPr>
       <w:tblGrid>
-        <w:gridCol w:w="9360"/>
+        <w:gridCol w:w="10078"/>
       </w:tblGrid>
       <w:tr>
         <w:tc>
@@ -5272,20 +5731,11 @@
               <w:jc w:val="center"/>
             </w:pPr>
             <w:r>
-              <w:rPr>
-                <w:rFonts w:eastAsia="Arial"/>
-                <w:i/>
-                <w:iCs/>
-                <w:noProof/>
-                <w:color w:val="AAAAAA"/>
-                <w:sz w:val="18"/>
-                <w:szCs w:val="18"/>
-              </w:rPr>
               <w:drawing>
-                <wp:inline distT="0" distB="0" distL="0" distR="0" wp14:anchorId="1629C243" wp14:editId="35DAB698">
-                  <wp:extent cx="4692650" cy="2820711"/>
+                <wp:inline distT="0" distB="0" distL="0" distR="0" wp14:anchorId="43C36C75" wp14:editId="3B24A2D7">
+                  <wp:extent cx="6400800" cy="3413760"/>
                   <wp:effectExtent l="0" t="0" r="0" b="0"/>
-                  <wp:docPr id="115066917" name="그림 1"/>
+                  <wp:docPr id="1482643846" name="그림 1"/>
                   <wp:cNvGraphicFramePr>
                     <a:graphicFrameLocks xmlns:a="http://schemas.openxmlformats.org/drawingml/2006/main" noChangeAspect="1"/>
                   </wp:cNvGraphicFramePr>
@@ -5293,11 +5743,11 @@
                     <a:graphicData uri="http://schemas.openxmlformats.org/drawingml/2006/picture">
                       <pic:pic xmlns:pic="http://schemas.openxmlformats.org/drawingml/2006/picture">
                         <pic:nvPicPr>
-                          <pic:cNvPr id="115066917" name=""/>
+                          <pic:cNvPr id="1482643846" name=""/>
                           <pic:cNvPicPr/>
                         </pic:nvPicPr>
                         <pic:blipFill>
-                          <a:blip r:embed="rId8"/>
+                          <a:blip r:embed="rId7"/>
                           <a:stretch>
                             <a:fillRect/>
                           </a:stretch>
@@ -5305,7 +5755,7 @@
                         <pic:spPr>
                           <a:xfrm>
                             <a:off x="0" y="0"/>
-                            <a:ext cx="4696631" cy="2823104"/>
+                            <a:ext cx="6400800" cy="3413760"/>
                           </a:xfrm>
                           <a:prstGeom prst="rect">
                             <a:avLst/>
@@ -5324,9 +5774,6 @@
     <w:p>
       <w:pPr>
         <w:spacing w:after="20"/>
-        <w:rPr>
-          <w:rFonts w:hint="eastAsia"/>
-        </w:rPr>
       </w:pPr>
       <w:r>
         <w:rPr>
@@ -5342,30 +5789,7 @@
           <w:rFonts w:eastAsia="Arial"/>
           <w:color w:val="000000"/>
         </w:rPr>
-        <w:t xml:space="preserve"> </w:t>
-      </w:r>
-      <w:r>
-        <w:rPr>
-          <w:rFonts w:eastAsia="Arial"/>
-          <w:color w:val="000000"/>
-        </w:rPr>
-        <w:t>an Aurora Zero on the Quality Station, four panels updating from a single </w:t>
-      </w:r>
-      <w:proofErr w:type="spellStart"/>
-      <w:r>
-        <w:rPr>
-          <w:rFonts w:eastAsia="Arial"/>
-          <w:color w:val="000000"/>
-        </w:rPr>
-        <w:t>FactorySnapshot</w:t>
-      </w:r>
-      <w:proofErr w:type="spellEnd"/>
-      <w:r>
-        <w:rPr>
-          <w:rFonts w:eastAsia="Arial"/>
-          <w:color w:val="000000"/>
-        </w:rPr>
-        <w:t> per frame</w:t>
+        <w:t xml:space="preserve"> an Aurora Zero on the Quality Station, five panels updating from a single FactorySnapshot per frame</w:t>
       </w:r>
     </w:p>
     <w:p>
@@ -5404,7 +5828,6 @@
           <w:sz w:val="19"/>
           <w:szCs w:val="19"/>
         </w:rPr>
-        <w:lastRenderedPageBreak/>
         <w:t>List your remaining tasks with target dates. Be specific — one task per row.</w:t>
       </w:r>
     </w:p>
@@ -5649,64 +6072,7 @@
               <w:spacing w:after="80"/>
             </w:pPr>
             <w:r>
-              <w:t>프로젝트</w:t>
-            </w:r>
-            <w:r>
-              <w:t xml:space="preserve"> </w:t>
-            </w:r>
-            <w:r>
-              <w:t>컨셉</w:t>
-            </w:r>
-            <w:r>
-              <w:t xml:space="preserve"> </w:t>
-            </w:r>
-            <w:r>
-              <w:t>확정</w:t>
-            </w:r>
-            <w:r>
-              <w:t xml:space="preserve"> + </w:t>
-            </w:r>
-            <w:r>
-              <w:t>에너지</w:t>
-            </w:r>
-            <w:r>
-              <w:t xml:space="preserve"> </w:t>
-            </w:r>
-            <w:r>
-              <w:t>드링크</w:t>
-            </w:r>
-            <w:r>
-              <w:t xml:space="preserve"> </w:t>
-            </w:r>
-            <w:r>
-              <w:t>도메인</w:t>
-            </w:r>
-            <w:r>
-              <w:t xml:space="preserve"> </w:t>
-            </w:r>
-            <w:r>
-              <w:t>설계</w:t>
-            </w:r>
-            <w:r>
-              <w:t xml:space="preserve"> (3</w:t>
-            </w:r>
-            <w:r>
-              <w:t>종</w:t>
-            </w:r>
-            <w:r>
-              <w:t xml:space="preserve"> </w:t>
-            </w:r>
-            <w:r>
-              <w:t>음료</w:t>
-            </w:r>
-            <w:r>
-              <w:t xml:space="preserve">, 4 </w:t>
-            </w:r>
-            <w:r>
-              <w:t>스테이션</w:t>
-            </w:r>
-            <w:r>
-              <w:t>, factory_config.json)</w:t>
+              <w:t>프로젝트 컨셉 확정 + 에너지 드링크 도메인 설계 (3종 음료, 4 스테이션, factory_config.json)</w:t>
             </w:r>
           </w:p>
         </w:tc>
@@ -5756,9 +6122,6 @@
           <w:p>
             <w:pPr>
               <w:spacing w:after="80"/>
-              <w:rPr>
-                <w:rFonts w:hint="eastAsia"/>
-              </w:rPr>
             </w:pPr>
             <w:r>
               <w:t>2026-05-</w:t>
@@ -5823,6 +6186,7 @@
               <w:jc w:val="center"/>
             </w:pPr>
             <w:r>
+              <w:lastRenderedPageBreak/>
               <w:t>2</w:t>
             </w:r>
           </w:p>
@@ -5849,25 +6213,7 @@
               <w:spacing w:after="80"/>
             </w:pPr>
             <w:r>
-              <w:t xml:space="preserve">BE </w:t>
-            </w:r>
-            <w:r>
-              <w:t>핵심</w:t>
-            </w:r>
-            <w:r>
-              <w:t xml:space="preserve"> </w:t>
-            </w:r>
-            <w:r>
-              <w:t>모델</w:t>
-            </w:r>
-            <w:r>
-              <w:t xml:space="preserve"> </w:t>
-            </w:r>
-            <w:r>
-              <w:t>구현</w:t>
-            </w:r>
-            <w:r>
-              <w:t xml:space="preserve"> — Item / Product / Recipe / Inventory / Machine + State Pattern</w:t>
+              <w:t>BE 핵심 모델 구현 — Item / Product / Recipe / Inventory / Machine + State Pattern</w:t>
             </w:r>
           </w:p>
         </w:tc>
@@ -6001,16 +6347,7 @@
               <w:spacing w:after="80"/>
             </w:pPr>
             <w:r>
-              <w:t>Observer Pattern (EventBus + EventLogObserver + StatisticsObserver) + 11</w:t>
-            </w:r>
-            <w:r>
-              <w:t>개</w:t>
-            </w:r>
-            <w:r>
-              <w:t xml:space="preserve"> smoke </w:t>
-            </w:r>
-            <w:r>
-              <w:t>테스트</w:t>
+              <w:t>Observer Pattern (EventBus + EventLogObserver + StatisticsObserver) + 11개 smoke 테스트</w:t>
             </w:r>
           </w:p>
         </w:tc>
@@ -6144,22 +6481,7 @@
               <w:spacing w:after="80"/>
             </w:pPr>
             <w:r>
-              <w:t xml:space="preserve">FE View </w:t>
-            </w:r>
-            <w:r>
-              <w:t>레이어</w:t>
-            </w:r>
-            <w:r>
-              <w:t xml:space="preserve"> (Application, AppUI </w:t>
-            </w:r>
-            <w:r>
-              <w:t>컴포지터</w:t>
-            </w:r>
-            <w:r>
-              <w:t xml:space="preserve">, FactoryPanel) + ImGui + GLFW </w:t>
-            </w:r>
-            <w:r>
-              <w:t>부트스트랩</w:t>
+              <w:t>FE View 레이어 (Application 메인 루프, AppUI 컴포지터, UIComponent 기반 패널) — HTML/CSS/JS(DOM) + WebAssembly(embind) 부트스트랩</w:t>
             </w:r>
           </w:p>
         </w:tc>
@@ -6293,31 +6615,7 @@
               <w:spacing w:after="80"/>
             </w:pPr>
             <w:r>
-              <w:t xml:space="preserve">main </w:t>
-            </w:r>
-            <w:r>
-              <w:t>브랜치에</w:t>
-            </w:r>
-            <w:r>
-              <w:t xml:space="preserve"> FE+BE </w:t>
-            </w:r>
-            <w:r>
-              <w:t>통합</w:t>
-            </w:r>
-            <w:r>
-              <w:t xml:space="preserve"> (CMakeLists </w:t>
-            </w:r>
-            <w:r>
-              <w:t>통합</w:t>
-            </w:r>
-            <w:r>
-              <w:t xml:space="preserve">, FactoryController/Snapshot </w:t>
-            </w:r>
-            <w:r>
-              <w:t>연동</w:t>
-            </w:r>
-            <w:r>
-              <w:t>)</w:t>
+              <w:t>main 브랜치에 FE+BE 통합 (CMakeLists 통합, FactoryController/Snapshot 연동)</w:t>
             </w:r>
           </w:p>
         </w:tc>
@@ -6451,34 +6749,7 @@
               <w:spacing w:after="80"/>
             </w:pPr>
             <w:r>
-              <w:t xml:space="preserve">Energy-drink </w:t>
-            </w:r>
-            <w:r>
-              <w:t>도메인</w:t>
-            </w:r>
-            <w:r>
-              <w:t xml:space="preserve"> </w:t>
-            </w:r>
-            <w:r>
-              <w:t>리팩토링</w:t>
-            </w:r>
-            <w:r>
-              <w:t xml:space="preserve"> (Voltz/Hyper/Aurora + 4 Station </w:t>
-            </w:r>
-            <w:r>
-              <w:t>적용</w:t>
-            </w:r>
-            <w:r>
-              <w:t xml:space="preserve">) + UML + </w:t>
-            </w:r>
-            <w:r>
-              <w:t>진행</w:t>
-            </w:r>
-            <w:r>
-              <w:t xml:space="preserve"> </w:t>
-            </w:r>
-            <w:r>
-              <w:t>보고서</w:t>
+              <w:t>Energy-drink 도메인 리팩토링 (Voltz/Hyper/Aurora + 4 Station 적용) + UML + 진행 보고서</w:t>
             </w:r>
           </w:p>
         </w:tc>
@@ -6612,40 +6883,7 @@
               <w:spacing w:after="80"/>
             </w:pPr>
             <w:r>
-              <w:t xml:space="preserve">data/factory_config.json </w:t>
-            </w:r>
-            <w:r>
-              <w:t>파싱해</w:t>
-            </w:r>
-            <w:r>
-              <w:t xml:space="preserve"> </w:t>
-            </w:r>
-            <w:r>
-              <w:t>머신</w:t>
-            </w:r>
-            <w:r>
-              <w:t xml:space="preserve"> </w:t>
-            </w:r>
-            <w:r>
-              <w:t>스펙</w:t>
-            </w:r>
-            <w:r>
-              <w:t>/</w:t>
-            </w:r>
-            <w:r>
-              <w:t>레시피</w:t>
-            </w:r>
-            <w:r>
-              <w:t xml:space="preserve"> </w:t>
-            </w:r>
-            <w:r>
-              <w:t>동적</w:t>
-            </w:r>
-            <w:r>
-              <w:t xml:space="preserve"> </w:t>
-            </w:r>
-            <w:r>
-              <w:t>로딩</w:t>
+              <w:t>data/factory_config.json 기반 머신 스펙/제품 레시피 설정 (gen_config.py로 Config.h 생성, 빌드 시 반영)</w:t>
             </w:r>
           </w:p>
         </w:tc>
@@ -6724,7 +6962,7 @@
               <w:jc w:val="center"/>
             </w:pPr>
             <w:r>
-              <w:t>□</w:t>
+              <w:t>✓</w:t>
             </w:r>
           </w:p>
         </w:tc>
@@ -6779,37 +7017,7 @@
               <w:spacing w:after="80"/>
             </w:pPr>
             <w:r>
-              <w:t xml:space="preserve">Memento Pattern </w:t>
-            </w:r>
-            <w:r>
-              <w:t>적용</w:t>
-            </w:r>
-            <w:r>
-              <w:t xml:space="preserve"> (</w:t>
-            </w:r>
-            <w:r>
-              <w:t>시뮬레이션</w:t>
-            </w:r>
-            <w:r>
-              <w:t xml:space="preserve"> </w:t>
-            </w:r>
-            <w:r>
-              <w:t>상태</w:t>
-            </w:r>
-            <w:r>
-              <w:t xml:space="preserve"> undo/redo, </w:t>
-            </w:r>
-            <w:r>
-              <w:t>히스토리</w:t>
-            </w:r>
-            <w:r>
-              <w:t xml:space="preserve"> </w:t>
-            </w:r>
-            <w:r>
-              <w:t>스택</w:t>
-            </w:r>
-            <w:r>
-              <w:t>)</w:t>
+              <w:t>Memento Pattern 적용 (시뮬레이션 상태 undo/redo, 히스토리 스택)</w:t>
             </w:r>
           </w:p>
         </w:tc>
@@ -6888,7 +7096,7 @@
               <w:jc w:val="center"/>
             </w:pPr>
             <w:r>
-              <w:t>□</w:t>
+              <w:t>✓</w:t>
             </w:r>
           </w:p>
         </w:tc>
@@ -6943,73 +7151,7 @@
               <w:spacing w:after="80"/>
             </w:pPr>
             <w:r>
-              <w:t xml:space="preserve">FE </w:t>
-            </w:r>
-            <w:r>
-              <w:t>다중</w:t>
-            </w:r>
-            <w:r>
-              <w:t xml:space="preserve"> </w:t>
-            </w:r>
-            <w:r>
-              <w:t>라인</w:t>
-            </w:r>
-            <w:r>
-              <w:t xml:space="preserve"> </w:t>
-            </w:r>
-            <w:r>
-              <w:t>지원</w:t>
-            </w:r>
-            <w:r>
-              <w:t xml:space="preserve"> (</w:t>
-            </w:r>
-            <w:r>
-              <w:t>음료별</w:t>
-            </w:r>
-            <w:r>
-              <w:t xml:space="preserve"> </w:t>
-            </w:r>
-            <w:r>
-              <w:t>전용</w:t>
-            </w:r>
-            <w:r>
-              <w:t xml:space="preserve"> </w:t>
-            </w:r>
-            <w:r>
-              <w:t>라인</w:t>
-            </w:r>
-            <w:r>
-              <w:t xml:space="preserve"> + </w:t>
-            </w:r>
-            <w:r>
-              <w:t>시각화</w:t>
-            </w:r>
-            <w:r>
-              <w:t xml:space="preserve"> </w:t>
-            </w:r>
-            <w:r>
-              <w:t>개선</w:t>
-            </w:r>
-            <w:r>
-              <w:t xml:space="preserve">, </w:t>
-            </w:r>
-            <w:r>
-              <w:t>라인</w:t>
-            </w:r>
-            <w:r>
-              <w:t xml:space="preserve"> </w:t>
-            </w:r>
-            <w:r>
-              <w:t>추가</w:t>
-            </w:r>
-            <w:r>
-              <w:t>/</w:t>
-            </w:r>
-            <w:r>
-              <w:t>삭제</w:t>
-            </w:r>
-            <w:r>
-              <w:t xml:space="preserve"> UI)</w:t>
+              <w:t>FE 다중 라인 지원 (음료별 전용 라인 + 시각화 개선, 라인 추가/삭제 UI)</w:t>
             </w:r>
           </w:p>
         </w:tc>
@@ -7088,7 +7230,7 @@
               <w:jc w:val="center"/>
             </w:pPr>
             <w:r>
-              <w:t>□</w:t>
+              <w:t>✓</w:t>
             </w:r>
           </w:p>
         </w:tc>
@@ -7143,61 +7285,7 @@
               <w:spacing w:after="80"/>
             </w:pPr>
             <w:r>
-              <w:t>통합</w:t>
-            </w:r>
-            <w:r>
-              <w:t xml:space="preserve"> </w:t>
-            </w:r>
-            <w:r>
-              <w:t>시연</w:t>
-            </w:r>
-            <w:r>
-              <w:t xml:space="preserve"> </w:t>
-            </w:r>
-            <w:r>
-              <w:t>시나리오</w:t>
-            </w:r>
-            <w:r>
-              <w:t xml:space="preserve"> + </w:t>
-            </w:r>
-            <w:r>
-              <w:t>데모</w:t>
-            </w:r>
-            <w:r>
-              <w:t xml:space="preserve"> </w:t>
-            </w:r>
-            <w:r>
-              <w:t>영상</w:t>
-            </w:r>
-            <w:r>
-              <w:t xml:space="preserve"> + </w:t>
-            </w:r>
-            <w:r>
-              <w:t>최종</w:t>
-            </w:r>
-            <w:r>
-              <w:t xml:space="preserve"> </w:t>
-            </w:r>
-            <w:r>
-              <w:t>발표자료</w:t>
-            </w:r>
-            <w:r>
-              <w:t xml:space="preserve"> + </w:t>
-            </w:r>
-            <w:r>
-              <w:t>코드</w:t>
-            </w:r>
-            <w:r>
-              <w:t xml:space="preserve"> </w:t>
-            </w:r>
-            <w:r>
-              <w:t>정리</w:t>
-            </w:r>
-            <w:r>
-              <w:t>/</w:t>
-            </w:r>
-            <w:r>
-              <w:t>제출</w:t>
+              <w:t>통합 시연 시나리오 + 데모 영상 + 최종 발표자료 + 코드 정리/제출</w:t>
             </w:r>
           </w:p>
         </w:tc>
@@ -7276,7 +7364,7 @@
               <w:jc w:val="center"/>
             </w:pPr>
             <w:r>
-              <w:t>□</w:t>
+              <w:t>✓</w:t>
             </w:r>
           </w:p>
         </w:tc>
@@ -7435,7 +7523,6 @@
                 <w:bCs/>
                 <w:color w:val="1F4E79"/>
               </w:rPr>
-              <w:lastRenderedPageBreak/>
               <w:t>Architecture check</w:t>
             </w:r>
           </w:p>
@@ -7704,8 +7791,8 @@
       </w:pPr>
     </w:p>
     <w:sectPr>
-      <w:headerReference w:type="default" r:id="rId9"/>
-      <w:footerReference w:type="default" r:id="rId10"/>
+      <w:headerReference w:type="default" r:id="rId8"/>
+      <w:footerReference w:type="default" r:id="rId9"/>
       <w:pgSz w:w="12240" w:h="15840"/>
       <w:pgMar w:top="1080" w:right="1080" w:bottom="1080" w:left="1080" w:header="708" w:footer="708" w:gutter="0"/>
       <w:cols w:space="720"/>
@@ -7814,47 +7901,7 @@
         <w:sz w:val="18"/>
         <w:szCs w:val="18"/>
       </w:rPr>
-      <w:t xml:space="preserve">OOP with </w:t>
-    </w:r>
-    <w:proofErr w:type="gramStart"/>
-    <w:r>
-      <w:rPr>
-        <w:rFonts w:eastAsia="Arial"/>
-        <w:color w:val="666666"/>
-        <w:sz w:val="18"/>
-        <w:szCs w:val="18"/>
-      </w:rPr>
-      <w:t>C++  ·</w:t>
-    </w:r>
-    <w:proofErr w:type="gramEnd"/>
-    <w:r>
-      <w:rPr>
-        <w:rFonts w:eastAsia="Arial"/>
-        <w:color w:val="666666"/>
-        <w:sz w:val="18"/>
-        <w:szCs w:val="18"/>
-      </w:rPr>
-      <w:t xml:space="preserve">  GIST </w:t>
-    </w:r>
-    <w:proofErr w:type="gramStart"/>
-    <w:r>
-      <w:rPr>
-        <w:rFonts w:eastAsia="Arial"/>
-        <w:color w:val="666666"/>
-        <w:sz w:val="18"/>
-        <w:szCs w:val="18"/>
-      </w:rPr>
-      <w:t>EECS  ·</w:t>
-    </w:r>
-    <w:proofErr w:type="gramEnd"/>
-    <w:r>
-      <w:rPr>
-        <w:rFonts w:eastAsia="Arial"/>
-        <w:color w:val="666666"/>
-        <w:sz w:val="18"/>
-        <w:szCs w:val="18"/>
-      </w:rPr>
-      <w:t xml:space="preserve">  Spring 2026</w:t>
+      <w:t>OOP with C++  ·  GIST EECS  ·  Spring 2026</w:t>
     </w:r>
     <w:r>
       <w:rPr>
